--- a/MINUTA - SENTENCA - 0803311-43.2025.8.18.0056.docx
+++ b/MINUTA - SENTENCA - 0803311-43.2025.8.18.0056.docx
@@ -54,7 +54,7 @@
           <w:color w:val="000000"/>
           <w:sz w:val="24"/>
         </w:rPr>
-        <w:t xml:space="preserve">A parte autora alega na inicial (Id. 86944909), em resumo, que, aposentada e idosa, sofre em sua conta descontos mensais da tarifa “CESTA B.EXPRESSO1”, que nunca contratou, no valor de R$ 29,00 a R$ 64,75 (extratos de Id. 86944915 a 86944929).</w:t>
+        <w:t xml:space="preserve">A parte autora alega na inicial (Id. 86944909), em resumo, que é aposentada e idosa e sofre em sua conta descontos mensais da tarifa “CESTA B.EXPRESSO1”, que nunca contratou, no valor de R$ 29,00 a R$ 64,75 (extratos de Id. 86944915 a 86944929).</w:t>
       </w:r>
     </w:p>
     <w:p>
